--- a/systemyMultimedialne/labs/lab1/julian_vrtiska_sprawozdanie_lab1.docx
+++ b/systemyMultimedialne/labs/lab1/julian_vrtiska_sprawozdanie_lab1.docx
@@ -7,7 +7,7 @@
         <w:pStyle w:val="Title"/>
       </w:pPr>
       <w:r>
-        <w:t>Julian Vrtiska Sprawozdanie LAB1</w:t>
+        <w:t>Julian Vrtiska Sprawozdanie LAB1 - Zadanie 3</w:t>
       </w:r>
     </w:p>
     <w:p>
@@ -23,7 +23,7 @@
         <w:pStyle w:val="Heading3"/>
       </w:pPr>
       <w:r>
-        <w:t>Time margin [0, 0.02]</w:t>
+        <w:t>Rozmiar widma [fsize: 256]</w:t>
       </w:r>
     </w:p>
     <w:p>
@@ -64,7 +64,12 @@
     </w:p>
     <w:p>
       <w:r>
-        <w:t>wartość losowa = [0.78955741]</w:t>
+        <w:t>Najwyższa wartość widma dla częstotliwości: 0.00 Hz</w:t>
+      </w:r>
+    </w:p>
+    <w:p>
+      <w:r>
+        <w:t>Wartość amplitudy w tym miejscu: 43.2193 dB</w:t>
       </w:r>
     </w:p>
     <w:p>
@@ -72,7 +77,7 @@
         <w:pStyle w:val="Heading3"/>
       </w:pPr>
       <w:r>
-        <w:t>Time margin [0.133, 0.155]</w:t>
+        <w:t>Rozmiar widma [fsize: 4096]</w:t>
       </w:r>
     </w:p>
     <w:p>
@@ -113,15 +118,12 @@
     </w:p>
     <w:p>
       <w:r>
-        <w:t>wartość losowa = [0.7062668]</w:t>
+        <w:t>Najwyższa wartość widma dla częstotliwości: 58.62 Hz</w:t>
       </w:r>
     </w:p>
     <w:p>
-      <w:pPr>
-        <w:pStyle w:val="Heading2"/>
-      </w:pPr>
       <w:r>
-        <w:t>Plik - sin_440Hz.wav</w:t>
+        <w:t>Wartość amplitudy w tym miejscu: 64.0060 dB</w:t>
       </w:r>
     </w:p>
     <w:p>
@@ -129,7 +131,7 @@
         <w:pStyle w:val="Heading3"/>
       </w:pPr>
       <w:r>
-        <w:t>Time margin [0, 0.02]</w:t>
+        <w:t>Rozmiar widma [fsize: 65536]</w:t>
       </w:r>
     </w:p>
     <w:p>
@@ -149,7 +151,7 @@
                     <pic:cNvPicPr/>
                   </pic:nvPicPr>
                   <pic:blipFill>
-                    <a:blip r:embed="rId9"/>
+                    <a:blip r:embed="rId11"/>
                     <a:stretch>
                       <a:fillRect/>
                     </a:stretch>
@@ -170,7 +172,20 @@
     </w:p>
     <w:p>
       <w:r>
-        <w:t>wartość losowa = [0.10434171]</w:t>
+        <w:t>Najwyższa wartość widma dla częstotliwości: 60.06 Hz</w:t>
+      </w:r>
+    </w:p>
+    <w:p>
+      <w:r>
+        <w:t>Wartość amplitudy w tym miejscu: 85.6127 dB</w:t>
+      </w:r>
+    </w:p>
+    <w:p>
+      <w:pPr>
+        <w:pStyle w:val="Heading2"/>
+      </w:pPr>
+      <w:r>
+        <w:t>Plik - sin_440Hz.wav</w:t>
       </w:r>
     </w:p>
     <w:p>
@@ -178,7 +193,7 @@
         <w:pStyle w:val="Heading3"/>
       </w:pPr>
       <w:r>
-        <w:t>Time margin [0.133, 0.155]</w:t>
+        <w:t>Rozmiar widma [fsize: 256]</w:t>
       </w:r>
     </w:p>
     <w:p>
@@ -198,7 +213,7 @@
                     <pic:cNvPicPr/>
                   </pic:nvPicPr>
                   <pic:blipFill>
-                    <a:blip r:embed="rId10"/>
+                    <a:blip r:embed="rId12"/>
                     <a:stretch>
                       <a:fillRect/>
                     </a:stretch>
@@ -219,15 +234,12 @@
     </w:p>
     <w:p>
       <w:r>
-        <w:t>wartość losowa = [0.20899309]</w:t>
+        <w:t>Najwyższa wartość widma dla częstotliwości: 377.95 Hz</w:t>
       </w:r>
     </w:p>
     <w:p>
-      <w:pPr>
-        <w:pStyle w:val="Heading2"/>
-      </w:pPr>
       <w:r>
-        <w:t>Plik - sin_8000Hz.wav</w:t>
+        <w:t>Wartość amplitudy w tym miejscu: 38.7887 dB</w:t>
       </w:r>
     </w:p>
     <w:p>
@@ -235,7 +247,7 @@
         <w:pStyle w:val="Heading3"/>
       </w:pPr>
       <w:r>
-        <w:t>Time margin [0, 0.02]</w:t>
+        <w:t>Rozmiar widma [fsize: 4096]</w:t>
       </w:r>
     </w:p>
     <w:p>
@@ -255,7 +267,7 @@
                     <pic:cNvPicPr/>
                   </pic:nvPicPr>
                   <pic:blipFill>
-                    <a:blip r:embed="rId9"/>
+                    <a:blip r:embed="rId13"/>
                     <a:stretch>
                       <a:fillRect/>
                     </a:stretch>
@@ -276,7 +288,12 @@
     </w:p>
     <w:p>
       <w:r>
-        <w:t>wartość losowa = [0.47203998]</w:t>
+        <w:t>Najwyższa wartość widma dla częstotliwości: 445.53 Hz</w:t>
+      </w:r>
+    </w:p>
+    <w:p>
+      <w:r>
+        <w:t>Wartość amplitudy w tym miejscu: 61.0725 dB</w:t>
       </w:r>
     </w:p>
     <w:p>
@@ -284,7 +301,7 @@
         <w:pStyle w:val="Heading3"/>
       </w:pPr>
       <w:r>
-        <w:t>Time margin [0.133, 0.155]</w:t>
+        <w:t>Rozmiar widma [fsize: 65536]</w:t>
       </w:r>
     </w:p>
     <w:p>
@@ -304,7 +321,7 @@
                     <pic:cNvPicPr/>
                   </pic:nvPicPr>
                   <pic:blipFill>
-                    <a:blip r:embed="rId10"/>
+                    <a:blip r:embed="rId14"/>
                     <a:stretch>
                       <a:fillRect/>
                     </a:stretch>
@@ -325,7 +342,182 @@
     </w:p>
     <w:p>
       <w:r>
-        <w:t>wartość losowa = [0.65472854]</w:t>
+        <w:t>Najwyższa wartość widma dla częstotliwości: 440.20 Hz</w:t>
+      </w:r>
+    </w:p>
+    <w:p>
+      <w:r>
+        <w:t>Wartość amplitudy w tym miejscu: 85.1666 dB</w:t>
+      </w:r>
+    </w:p>
+    <w:p>
+      <w:pPr>
+        <w:pStyle w:val="Heading2"/>
+      </w:pPr>
+      <w:r>
+        <w:t>Plik - sin_8000Hz.wav</w:t>
+      </w:r>
+    </w:p>
+    <w:p>
+      <w:pPr>
+        <w:pStyle w:val="Heading3"/>
+      </w:pPr>
+      <w:r>
+        <w:t>Rozmiar widma [fsize: 256]</w:t>
+      </w:r>
+    </w:p>
+    <w:p>
+      <w:r>
+        <w:drawing>
+          <wp:inline xmlns:a="http://schemas.openxmlformats.org/drawingml/2006/main" xmlns:pic="http://schemas.openxmlformats.org/drawingml/2006/picture">
+            <wp:extent cx="5486400" cy="3840480"/>
+            <wp:docPr id="7" name="Picture 7"/>
+            <wp:cNvGraphicFramePr>
+              <a:graphicFrameLocks noChangeAspect="1"/>
+            </wp:cNvGraphicFramePr>
+            <a:graphic>
+              <a:graphicData uri="http://schemas.openxmlformats.org/drawingml/2006/picture">
+                <pic:pic>
+                  <pic:nvPicPr>
+                    <pic:cNvPr id="0" name="image.png"/>
+                    <pic:cNvPicPr/>
+                  </pic:nvPicPr>
+                  <pic:blipFill>
+                    <a:blip r:embed="rId15"/>
+                    <a:stretch>
+                      <a:fillRect/>
+                    </a:stretch>
+                  </pic:blipFill>
+                  <pic:spPr>
+                    <a:xfrm>
+                      <a:off x="0" y="0"/>
+                      <a:ext cx="5486400" cy="3840480"/>
+                    </a:xfrm>
+                    <a:prstGeom prst="rect"/>
+                  </pic:spPr>
+                </pic:pic>
+              </a:graphicData>
+            </a:graphic>
+          </wp:inline>
+        </w:drawing>
+      </w:r>
+    </w:p>
+    <w:p>
+      <w:r>
+        <w:t>Najwyższa wartość widma dla częstotliwości: 8125.98 Hz</w:t>
+      </w:r>
+    </w:p>
+    <w:p>
+      <w:r>
+        <w:t>Wartość amplitudy w tym miejscu: 38.5150 dB</w:t>
+      </w:r>
+    </w:p>
+    <w:p>
+      <w:pPr>
+        <w:pStyle w:val="Heading3"/>
+      </w:pPr>
+      <w:r>
+        <w:t>Rozmiar widma [fsize: 4096]</w:t>
+      </w:r>
+    </w:p>
+    <w:p>
+      <w:r>
+        <w:drawing>
+          <wp:inline xmlns:a="http://schemas.openxmlformats.org/drawingml/2006/main" xmlns:pic="http://schemas.openxmlformats.org/drawingml/2006/picture">
+            <wp:extent cx="5486400" cy="3840480"/>
+            <wp:docPr id="8" name="Picture 8"/>
+            <wp:cNvGraphicFramePr>
+              <a:graphicFrameLocks noChangeAspect="1"/>
+            </wp:cNvGraphicFramePr>
+            <a:graphic>
+              <a:graphicData uri="http://schemas.openxmlformats.org/drawingml/2006/picture">
+                <pic:pic>
+                  <pic:nvPicPr>
+                    <pic:cNvPr id="0" name="image.png"/>
+                    <pic:cNvPicPr/>
+                  </pic:nvPicPr>
+                  <pic:blipFill>
+                    <a:blip r:embed="rId16"/>
+                    <a:stretch>
+                      <a:fillRect/>
+                    </a:stretch>
+                  </pic:blipFill>
+                  <pic:spPr>
+                    <a:xfrm>
+                      <a:off x="0" y="0"/>
+                      <a:ext cx="5486400" cy="3840480"/>
+                    </a:xfrm>
+                    <a:prstGeom prst="rect"/>
+                  </pic:spPr>
+                </pic:pic>
+              </a:graphicData>
+            </a:graphic>
+          </wp:inline>
+        </w:drawing>
+      </w:r>
+    </w:p>
+    <w:p>
+      <w:r>
+        <w:t>Najwyższa wartość widma dla częstotliwości: 8007.82 Hz</w:t>
+      </w:r>
+    </w:p>
+    <w:p>
+      <w:r>
+        <w:t>Wartość amplitudy w tym miejscu: 62.6359 dB</w:t>
+      </w:r>
+    </w:p>
+    <w:p>
+      <w:pPr>
+        <w:pStyle w:val="Heading3"/>
+      </w:pPr>
+      <w:r>
+        <w:t>Rozmiar widma [fsize: 65536]</w:t>
+      </w:r>
+    </w:p>
+    <w:p>
+      <w:r>
+        <w:drawing>
+          <wp:inline xmlns:a="http://schemas.openxmlformats.org/drawingml/2006/main" xmlns:pic="http://schemas.openxmlformats.org/drawingml/2006/picture">
+            <wp:extent cx="5486400" cy="3840480"/>
+            <wp:docPr id="9" name="Picture 9"/>
+            <wp:cNvGraphicFramePr>
+              <a:graphicFrameLocks noChangeAspect="1"/>
+            </wp:cNvGraphicFramePr>
+            <a:graphic>
+              <a:graphicData uri="http://schemas.openxmlformats.org/drawingml/2006/picture">
+                <pic:pic>
+                  <pic:nvPicPr>
+                    <pic:cNvPr id="0" name="image.png"/>
+                    <pic:cNvPicPr/>
+                  </pic:nvPicPr>
+                  <pic:blipFill>
+                    <a:blip r:embed="rId17"/>
+                    <a:stretch>
+                      <a:fillRect/>
+                    </a:stretch>
+                  </pic:blipFill>
+                  <pic:spPr>
+                    <a:xfrm>
+                      <a:off x="0" y="0"/>
+                      <a:ext cx="5486400" cy="3840480"/>
+                    </a:xfrm>
+                    <a:prstGeom prst="rect"/>
+                  </pic:spPr>
+                </pic:pic>
+              </a:graphicData>
+            </a:graphic>
+          </wp:inline>
+        </w:drawing>
+      </w:r>
+    </w:p>
+    <w:p>
+      <w:r>
+        <w:t>Najwyższa wartość widma dla częstotliwości: 8000.49 Hz</w:t>
+      </w:r>
+    </w:p>
+    <w:p>
+      <w:r>
+        <w:t>Wartość amplitudy w tym miejscu: 84.7970 dB</w:t>
       </w:r>
     </w:p>
     <w:sectPr>
